--- a/latexpdf/in_word/开题报告-周剑鑫-通工2209-03221257附件1：西安邮电大学本科毕业设计（论文）开题报告.docx
+++ b/latexpdf/in_word/开题报告-周剑鑫-通工2209-03221257附件1：西安邮电大学本科毕业设计（论文）开题报告.docx
@@ -59,12 +59,6 @@
             <w:insideH w:val="single" w:color="auto" w:sz="4" w:space="0"/>
             <w:insideV w:val="single" w:color="auto" w:sz="4" w:space="0"/>
           </w:tblBorders>
-          <w:tblCellMar>
-            <w:top w:w="0" w:type="dxa"/>
-            <w:left w:w="108" w:type="dxa"/>
-            <w:bottom w:w="0" w:type="dxa"/>
-            <w:right w:w="108" w:type="dxa"/>
-          </w:tblCellMar>
         </w:tblPrEx>
         <w:trPr>
           <w:trHeight w:val="533" w:hRule="atLeast"/>
@@ -327,7 +321,7 @@
                 <w:sz w:val="24"/>
                 <w:szCs w:val="24"/>
               </w:rPr>
-              <w:t>面向老年群体的 Android 简化交互桌面设计与实现</w:t>
+              <w:t>面向老年群体的 Android 交互桌面设计与实现</w:t>
             </w:r>
           </w:p>
         </w:tc>
@@ -406,17 +400,7 @@
                 <w:sz w:val="24"/>
                 <w:szCs w:val="24"/>
               </w:rPr>
-              <w:t>基于 Android 系统的适老化桌面环境应用，通过对老年群体的认知特征和操作习惯的提取，得到一个简化的启动器层级方案，实时的通过声明式 UI 更新主屏幕内容，</w:t>
-            </w:r>
-            <w:bookmarkStart w:id="0" w:name="_GoBack"/>
-            <w:bookmarkEnd w:id="0"/>
-            <w:r>
-              <w:rPr>
-                <w:rFonts w:hint="eastAsia" w:ascii="仿宋_GB2312" w:hAnsi="仿宋_GB2312" w:eastAsia="仿宋_GB2312" w:cs="仿宋_GB2312"/>
-                <w:sz w:val="24"/>
-                <w:szCs w:val="24"/>
-              </w:rPr>
-              <w:t>判断用户高频意图，实现便捷操作。</w:t>
+              <w:t>基于 Android 系统的适老化桌面环境应用，通过对老年群体的认知特征和操作习惯的提取，得到一个简化的启动器层级方案，实时的通过声明式 UI 更新主屏幕内容，判断用户高频意图，实现便捷操作。</w:t>
             </w:r>
           </w:p>
           <w:p>
@@ -883,7 +867,7 @@
           </w:tblCellMar>
         </w:tblPrEx>
         <w:trPr>
-          <w:trHeight w:val="11049" w:hRule="exact"/>
+          <w:trHeight w:val="10338" w:hRule="exact"/>
           <w:jc w:val="center"/>
         </w:trPr>
         <w:tc>
@@ -1321,26 +1305,21 @@
           </w:tcPr>
           <w:p>
             <w:pPr>
-              <w:rPr>
-                <w:rFonts w:hint="default" w:ascii="Segoe UI" w:hAnsi="Segoe UI" w:eastAsia="仿宋_GB2312" w:cs="Segoe UI"/>
-                <w:sz w:val="24"/>
-              </w:rPr>
-            </w:pPr>
-            <w:r>
-              <w:rPr>
-                <w:rFonts w:hint="default" w:ascii="Segoe UI" w:hAnsi="Segoe UI" w:eastAsia="仿宋_GB2312" w:cs="Segoe UI"/>
-                <w:sz w:val="24"/>
+              <w:bidi w:val="0"/>
+              <w:rPr>
+                <w:rFonts w:hint="eastAsia" w:ascii="仿宋_GB2312" w:hAnsi="仿宋_GB2312" w:eastAsia="仿宋_GB2312" w:cs="仿宋_GB2312"/>
+                <w:sz w:val="24"/>
+                <w:szCs w:val="24"/>
+              </w:rPr>
+            </w:pPr>
+            <w:r>
+              <w:rPr>
+                <w:rFonts w:hint="eastAsia" w:ascii="仿宋_GB2312" w:hAnsi="仿宋_GB2312" w:eastAsia="仿宋_GB2312" w:cs="仿宋_GB2312"/>
+                <w:sz w:val="24"/>
+                <w:szCs w:val="24"/>
               </w:rPr>
               <w:t>指导教师意见</w:t>
             </w:r>
-          </w:p>
-          <w:p>
-            <w:pPr>
-              <w:rPr>
-                <w:rFonts w:hint="default" w:ascii="Segoe UI" w:hAnsi="Segoe UI" w:eastAsia="仿宋_GB2312" w:cs="Segoe UI"/>
-                <w:sz w:val="24"/>
-              </w:rPr>
-            </w:pPr>
           </w:p>
           <w:p>
             <w:pPr>
@@ -1360,14 +1339,14 @@
               <w:spacing w:line="300" w:lineRule="exact"/>
               <w:textAlignment w:val="auto"/>
               <w:rPr>
-                <w:rFonts w:hint="default" w:ascii="Segoe UI" w:hAnsi="Segoe UI" w:eastAsia="仿宋_GB2312" w:cs="Segoe UI"/>
-                <w:sz w:val="24"/>
-                <w:szCs w:val="24"/>
-              </w:rPr>
-            </w:pPr>
-            <w:r>
-              <w:rPr>
-                <w:rFonts w:hint="default" w:ascii="Segoe UI" w:hAnsi="Segoe UI" w:eastAsia="仿宋_GB2312" w:cs="Segoe UI"/>
+                <w:rFonts w:hint="eastAsia" w:ascii="仿宋_GB2312" w:hAnsi="仿宋_GB2312" w:eastAsia="仿宋_GB2312" w:cs="仿宋_GB2312"/>
+                <w:sz w:val="24"/>
+                <w:szCs w:val="24"/>
+              </w:rPr>
+            </w:pPr>
+            <w:r>
+              <w:rPr>
+                <w:rFonts w:hint="eastAsia" w:ascii="仿宋_GB2312" w:hAnsi="仿宋_GB2312" w:eastAsia="仿宋_GB2312" w:cs="仿宋_GB2312"/>
                 <w:sz w:val="24"/>
                 <w:szCs w:val="24"/>
               </w:rPr>
@@ -1392,19 +1371,21 @@
               <w:spacing w:line="300" w:lineRule="exact"/>
               <w:textAlignment w:val="auto"/>
               <w:rPr>
-                <w:rFonts w:hint="default" w:ascii="Segoe UI" w:hAnsi="Segoe UI" w:eastAsia="仿宋_GB2312" w:cs="Segoe UI"/>
-                <w:sz w:val="24"/>
-                <w:szCs w:val="24"/>
-              </w:rPr>
-            </w:pPr>
-            <w:r>
-              <w:rPr>
-                <w:rFonts w:hint="default" w:ascii="Segoe UI" w:hAnsi="Segoe UI" w:eastAsia="仿宋_GB2312" w:cs="Segoe UI"/>
+                <w:rFonts w:hint="eastAsia" w:ascii="仿宋_GB2312" w:hAnsi="仿宋_GB2312" w:eastAsia="仿宋_GB2312" w:cs="仿宋_GB2312"/>
+                <w:sz w:val="24"/>
+                <w:szCs w:val="24"/>
+              </w:rPr>
+            </w:pPr>
+            <w:r>
+              <w:rPr>
+                <w:rFonts w:hint="eastAsia" w:ascii="仿宋_GB2312" w:hAnsi="仿宋_GB2312" w:eastAsia="仿宋_GB2312" w:cs="仿宋_GB2312"/>
                 <w:sz w:val="24"/>
                 <w:szCs w:val="24"/>
               </w:rPr>
               <w:t>同意开题。</w:t>
             </w:r>
+            <w:bookmarkStart w:id="0" w:name="_GoBack"/>
+            <w:bookmarkEnd w:id="0"/>
           </w:p>
           <w:p>
             <w:pPr>
